--- a/public/contract-templates/template_SC_FOB.docx
+++ b/public/contract-templates/template_SC_FOB.docx
@@ -1445,7 +1445,7 @@
           <w:szCs w:val="26"/>
           <w:lang w:eastAsia="en-US"/>
         </w:rPr>
-        <w:t>ACCOUNT NAME: HUY ANH RUBBER COMPANY LIMITED</w:t>
+        <w:t>ACCOUNT NAME: {bank_account_name}</w:t>
       </w:r>
     </w:p>
     <w:p>
@@ -1468,7 +1468,7 @@
           <w:szCs w:val="26"/>
           <w:lang w:eastAsia="en-US"/>
         </w:rPr>
-        <w:t>ACCOUNT NO: 111002648221</w:t>
+        <w:t>ACCOUNT NO: {bank_account_no}</w:t>
       </w:r>
     </w:p>
     <w:p>
@@ -1491,9 +1491,13 @@
           <w:szCs w:val="26"/>
           <w:lang w:eastAsia="en-US"/>
         </w:rPr>
-        <w:t xml:space="preserve">AT BANK’S NAME: </w:t>
-      </w:r>
-      <w:r>
+        <w:t>AT BANK’S NAME: {bank_full_name}</w:t>
+      </w:r>
+    </w:p>
+    <w:p>
+      <w:pPr>
+        <w:shd w:val="clear" w:color="auto" w:fill="FFFFFF"/>
+        <w:ind w:firstLine="720"/>
         <w:rPr>
           <w:rFonts w:asciiTheme="majorHAnsi" w:hAnsiTheme="majorHAnsi" w:cs="Segoe UI"/>
           <w:spacing w:val="3"/>
@@ -1501,7 +1505,16 @@
           <w:szCs w:val="26"/>
           <w:shd w:val="clear" w:color="auto" w:fill="FFFFFF"/>
         </w:rPr>
-        <w:t>VIETNAM JOINT STOCK COMMERCIAL BANK FOR INDUSTRY AND TRADE HUE BRANCH</w:t>
+      </w:pPr>
+      <w:r>
+        <w:rPr>
+          <w:rFonts w:asciiTheme="majorHAnsi" w:eastAsia="Times New Roman" w:hAnsiTheme="majorHAnsi" w:cs="Tahoma"/>
+          <w:spacing w:val="3"/>
+          <w:sz w:val="26"/>
+          <w:szCs w:val="26"/>
+          <w:lang w:eastAsia="en-US"/>
+        </w:rPr>
+        <w:t>ADDRESS: {bank_address}</w:t>
       </w:r>
     </w:p>
     <w:p>
@@ -1509,38 +1522,14 @@
         <w:shd w:val="clear" w:color="auto" w:fill="FFFFFF"/>
         <w:ind w:firstLine="720"/>
         <w:rPr>
-          <w:rFonts w:asciiTheme="majorHAnsi" w:hAnsiTheme="majorHAnsi" w:cs="Segoe UI"/>
-          <w:spacing w:val="3"/>
-          <w:sz w:val="26"/>
-          <w:szCs w:val="26"/>
-          <w:shd w:val="clear" w:color="auto" w:fill="FFFFFF"/>
-        </w:rPr>
-      </w:pPr>
-      <w:r>
-        <w:rPr>
           <w:rFonts w:asciiTheme="majorHAnsi" w:eastAsia="Times New Roman" w:hAnsiTheme="majorHAnsi" w:cs="Tahoma"/>
           <w:spacing w:val="3"/>
           <w:sz w:val="26"/>
           <w:szCs w:val="26"/>
           <w:lang w:eastAsia="en-US"/>
         </w:rPr>
-        <w:t xml:space="preserve">ADDRESS: </w:t>
-      </w:r>
-      <w:r>
-        <w:rPr>
-          <w:rFonts w:asciiTheme="majorHAnsi" w:hAnsiTheme="majorHAnsi" w:cs="Segoe UI"/>
-          <w:spacing w:val="3"/>
-          <w:sz w:val="26"/>
-          <w:szCs w:val="26"/>
-          <w:shd w:val="clear" w:color="auto" w:fill="FFFFFF"/>
-        </w:rPr>
-        <w:t>02 LE QUY DON STREET, THUAN HOA WARD, HUE CITY, VIET NAM</w:t>
-      </w:r>
-    </w:p>
-    <w:p>
-      <w:pPr>
-        <w:shd w:val="clear" w:color="auto" w:fill="FFFFFF"/>
-        <w:ind w:firstLine="720"/>
+      </w:pPr>
+      <w:r>
         <w:rPr>
           <w:rFonts w:asciiTheme="majorHAnsi" w:eastAsia="Times New Roman" w:hAnsiTheme="majorHAnsi" w:cs="Tahoma"/>
           <w:spacing w:val="3"/>
@@ -1548,26 +1537,7 @@
           <w:szCs w:val="26"/>
           <w:lang w:eastAsia="en-US"/>
         </w:rPr>
-      </w:pPr>
-      <w:r>
-        <w:rPr>
-          <w:rFonts w:asciiTheme="majorHAnsi" w:eastAsia="Times New Roman" w:hAnsiTheme="majorHAnsi" w:cs="Tahoma"/>
-          <w:spacing w:val="3"/>
-          <w:sz w:val="26"/>
-          <w:szCs w:val="26"/>
-          <w:lang w:eastAsia="en-US"/>
-        </w:rPr>
-        <w:t xml:space="preserve">SWIFT CODE: </w:t>
-      </w:r>
-      <w:r>
-        <w:rPr>
-          <w:rFonts w:asciiTheme="majorHAnsi" w:hAnsiTheme="majorHAnsi" w:cs="Segoe UI"/>
-          <w:spacing w:val="3"/>
-          <w:sz w:val="26"/>
-          <w:szCs w:val="26"/>
-          <w:shd w:val="clear" w:color="auto" w:fill="FFFFFF"/>
-        </w:rPr>
-        <w:t>ICBVVNVX460</w:t>
+        <w:t>SWIFT CODE: {bank_swift}</w:t>
       </w:r>
       <w:bookmarkEnd w:id="2"/>
     </w:p>

--- a/public/contract-templates/template_SC_FOB.docx
+++ b/public/contract-templates/template_SC_FOB.docx
@@ -1332,6 +1332,11 @@
           <w:szCs w:val="26"/>
         </w:rPr>
         <w:t>4.Term of payment : {payment}</w:t>
+      </w:r>
+    </w:p>
+    <w:p>
+      <w:r>
+        <w:t>{#has_extra_terms}Other Conditions: {extra_terms}{/has_extra_terms}</w:t>
       </w:r>
     </w:p>
     <w:p>

--- a/public/contract-templates/template_SC_FOB.docx
+++ b/public/contract-templates/template_SC_FOB.docx
@@ -1117,24 +1117,7 @@
           <w:sz w:val="26"/>
           <w:szCs w:val="26"/>
         </w:rPr>
-        <w:t xml:space="preserve">- </w:t>
-      </w:r>
-      <w:r>
-        <w:rPr>
-          <w:rFonts w:asciiTheme="majorHAnsi" w:hAnsiTheme="majorHAnsi"/>
-          <w:sz w:val="26"/>
-          <w:szCs w:val="26"/>
-        </w:rPr>
-        <w:t>35kg</w:t>
-      </w:r>
-      <w:r>
-        <w:rPr>
-          <w:rFonts w:asciiTheme="majorHAnsi" w:hAnsiTheme="majorHAnsi"/>
-          <w:sz w:val="26"/>
-          <w:szCs w:val="26"/>
-          <w:lang w:val="vi-VN"/>
-        </w:rPr>
-        <w:t>/bales. Loose bales packing</w:t>
+        <w:t>- {packing_desc}</w:t>
       </w:r>
     </w:p>
     <w:p>
@@ -1155,7 +1138,7 @@
           <w:szCs w:val="26"/>
           <w:lang w:val="vi-VN"/>
         </w:rPr>
-        <w:t>-Total: {bales_total} bales / {containers} x {cont_type}’</w:t>
+        <w:t>-Total: {bales_total} bales / {containers} x {cont_type}</w:t>
       </w:r>
     </w:p>
     <w:bookmarkEnd w:id="1"/>

--- a/public/contract-templates/template_SC_FOB.docx
+++ b/public/contract-templates/template_SC_FOB.docx
@@ -252,7 +252,7 @@
           <w:sz w:val="28"/>
           <w:szCs w:val="28"/>
         </w:rPr>
-        <w:t xml:space="preserve"> No.: {contract_no}</w:t>
+        <w:t>No.: {contract_no}</w:t>
       </w:r>
     </w:p>
     <w:p>

--- a/public/contract-templates/template_SC_FOB.docx
+++ b/public/contract-templates/template_SC_FOB.docx
@@ -297,7 +297,7 @@
     <w:p>
       <w:pPr>
         <w:spacing w:line="276" w:lineRule="auto"/>
-        <w:jc w:val="both"/>
+        <w:jc w:val="center"/>
         <w:rPr>
           <w:rFonts w:asciiTheme="majorHAnsi" w:hAnsiTheme="majorHAnsi" w:cs="Arial"/>
           <w:b/>
@@ -308,29 +308,9 @@
       </w:pPr>
       <w:r>
         <w:rPr>
-          <w:rFonts w:asciiTheme="majorHAnsi" w:hAnsiTheme="majorHAnsi"/>
+          <w:sz w:val="32"/>
+          <w:szCs w:val="32"/>
           <w:b/>
-          <w:sz w:val="26"/>
-          <w:szCs w:val="26"/>
-          <w:u w:val="single"/>
-        </w:rPr>
-        <w:t>THE SELLER</w:t>
-      </w:r>
-      <w:r>
-        <w:rPr>
-          <w:rFonts w:asciiTheme="majorHAnsi" w:hAnsiTheme="majorHAnsi"/>
-          <w:sz w:val="26"/>
-          <w:szCs w:val="26"/>
-        </w:rPr>
-        <w:t xml:space="preserve">: </w:t>
-      </w:r>
-      <w:r>
-        <w:rPr>
-          <w:rFonts w:asciiTheme="majorHAnsi" w:hAnsiTheme="majorHAnsi" w:cs="Arial"/>
-          <w:b/>
-          <w:bCs/>
-          <w:sz w:val="26"/>
-          <w:szCs w:val="26"/>
         </w:rPr>
         <w:t>HUY ANH RUBBER COMPANY LIMITED</w:t>
       </w:r>
@@ -338,7 +318,7 @@
     <w:p>
       <w:pPr>
         <w:spacing w:line="276" w:lineRule="auto"/>
-        <w:jc w:val="both"/>
+        <w:jc w:val="center"/>
         <w:rPr>
           <w:rStyle w:val="Strong"/>
           <w:rFonts w:asciiTheme="majorHAnsi" w:hAnsiTheme="majorHAnsi" w:cs="Arial"/>
@@ -349,14 +329,16 @@
       </w:pPr>
       <w:r>
         <w:rPr>
-          <w:rFonts w:asciiTheme="majorHAnsi" w:hAnsiTheme="majorHAnsi" w:cs="Arial"/>
-          <w:bCs/>
-          <w:sz w:val="26"/>
-          <w:szCs w:val="26"/>
-        </w:rPr>
-        <w:t>KHE MA , PHONG DIEN WARD, HUE CITY, VIETNAM</w:t>
-      </w:r>
-      <w:r>
+          <w:sz w:val="26"/>
+          <w:szCs w:val="26"/>
+        </w:rPr>
+        <w:t>KHE MA, PHONG DIEN WARD, HUE CITY, VIET NAM</w:t>
+      </w:r>
+    </w:p>
+    <w:p>
+      <w:pPr>
+        <w:spacing w:line="276" w:lineRule="auto"/>
+        <w:jc w:val="center"/>
         <w:rPr>
           <w:rStyle w:val="Strong"/>
           <w:rFonts w:asciiTheme="majorHAnsi" w:hAnsiTheme="majorHAnsi" w:cs="Arial"/>
@@ -364,13 +346,19 @@
           <w:sz w:val="26"/>
           <w:szCs w:val="26"/>
         </w:rPr>
-        <w:t xml:space="preserve"> </w:t>
+      </w:pPr>
+      <w:r>
+        <w:rPr>
+          <w:sz w:val="26"/>
+          <w:szCs w:val="26"/>
+        </w:rPr>
+        <w:t>TEL: 054.3774994       FAX: 054.3774995</w:t>
       </w:r>
     </w:p>
     <w:p>
       <w:pPr>
         <w:spacing w:line="276" w:lineRule="auto"/>
-        <w:jc w:val="both"/>
+        <w:jc w:val="center"/>
         <w:rPr>
           <w:rStyle w:val="Strong"/>
           <w:rFonts w:asciiTheme="majorHAnsi" w:hAnsiTheme="majorHAnsi" w:cs="Arial"/>
@@ -381,13 +369,50 @@
       </w:pPr>
       <w:r>
         <w:rPr>
+          <w:sz w:val="22"/>
+          <w:szCs w:val="22"/>
+        </w:rPr>
+        <w:t>Mobi/Whatsapp: +84971619955 | +84 974398488</w:t>
+      </w:r>
+    </w:p>
+    <w:p>
+      <w:pPr>
+        <w:spacing w:line="276" w:lineRule="auto"/>
+        <w:jc w:val="center"/>
+        <w:rPr>
           <w:rStyle w:val="Strong"/>
           <w:rFonts w:asciiTheme="majorHAnsi" w:hAnsiTheme="majorHAnsi" w:cs="Arial"/>
           <w:b w:val="0"/>
           <w:sz w:val="26"/>
           <w:szCs w:val="26"/>
         </w:rPr>
-        <w:t>Tel: +84-0234 3774994      Fax: +84-0234 3774995</w:t>
+      </w:pPr>
+      <w:r>
+        <w:rPr>
+          <w:sz w:val="22"/>
+          <w:szCs w:val="22"/>
+        </w:rPr>
+        <w:t>Email: Sales@huyanhrubber.com | Huylv@huyanhrubber.com</w:t>
+      </w:r>
+    </w:p>
+    <w:p>
+      <w:pPr>
+        <w:spacing w:line="276" w:lineRule="auto"/>
+        <w:jc w:val="center"/>
+        <w:rPr>
+          <w:rStyle w:val="Strong"/>
+          <w:rFonts w:asciiTheme="majorHAnsi" w:hAnsiTheme="majorHAnsi" w:cs="Arial"/>
+          <w:b w:val="0"/>
+          <w:sz w:val="26"/>
+          <w:szCs w:val="26"/>
+        </w:rPr>
+      </w:pPr>
+      <w:r>
+        <w:rPr>
+          <w:sz w:val="22"/>
+          <w:szCs w:val="22"/>
+        </w:rPr>
+        <w:t>Website: Huyanhrubber.com.vn</w:t>
       </w:r>
     </w:p>
     <w:p>

--- a/public/contract-templates/template_SC_FOB.docx
+++ b/public/contract-templates/template_SC_FOB.docx
@@ -223,6 +223,120 @@
       </w:pPr>
       <w:r>
         <w:rPr>
+          <w:sz w:val="40"/>
+          <w:szCs w:val="40"/>
+          <w:b/>
+        </w:rPr>
+        <w:t>HUY ANH RUBBER COMPANY LIMITED</w:t>
+      </w:r>
+    </w:p>
+    <w:p>
+      <w:pPr>
+        <w:jc w:val="center"/>
+        <w:rPr>
+          <w:rFonts w:ascii="Cambria" w:hAnsi="Cambria"/>
+          <w:b/>
+          <w:sz w:val="44"/>
+          <w:szCs w:val="44"/>
+        </w:rPr>
+      </w:pPr>
+      <w:r>
+        <w:rPr>
+          <w:sz w:val="26"/>
+          <w:szCs w:val="26"/>
+          <w:b/>
+        </w:rPr>
+        <w:t>KHE MA, PHONG DIEN WARD, HUE CITY, VIET NAM</w:t>
+      </w:r>
+    </w:p>
+    <w:p>
+      <w:pPr>
+        <w:jc w:val="center"/>
+        <w:rPr>
+          <w:rFonts w:ascii="Cambria" w:hAnsi="Cambria"/>
+          <w:b/>
+          <w:sz w:val="44"/>
+          <w:szCs w:val="44"/>
+        </w:rPr>
+      </w:pPr>
+      <w:r>
+        <w:rPr>
+          <w:sz w:val="26"/>
+          <w:szCs w:val="26"/>
+          <w:b/>
+        </w:rPr>
+        <w:t>TEL: 054.3774994       FAX: 054.3774995</w:t>
+      </w:r>
+    </w:p>
+    <w:p>
+      <w:pPr>
+        <w:jc w:val="center"/>
+        <w:rPr>
+          <w:rFonts w:ascii="Cambria" w:hAnsi="Cambria"/>
+          <w:b/>
+          <w:sz w:val="44"/>
+          <w:szCs w:val="44"/>
+        </w:rPr>
+      </w:pPr>
+      <w:r>
+        <w:rPr>
+          <w:sz w:val="24"/>
+          <w:szCs w:val="24"/>
+          <w:b/>
+        </w:rPr>
+        <w:t>Mobi/Whatsapp: +84971619955 | +84 974398488</w:t>
+      </w:r>
+    </w:p>
+    <w:p>
+      <w:pPr>
+        <w:jc w:val="center"/>
+        <w:rPr>
+          <w:rFonts w:ascii="Cambria" w:hAnsi="Cambria"/>
+          <w:b/>
+          <w:sz w:val="44"/>
+          <w:szCs w:val="44"/>
+        </w:rPr>
+      </w:pPr>
+      <w:r>
+        <w:rPr>
+          <w:sz w:val="24"/>
+          <w:szCs w:val="24"/>
+          <w:b/>
+        </w:rPr>
+        <w:t>Email: Sales@huyanhrubber.com | Huylv@huyanhrubber.com</w:t>
+      </w:r>
+    </w:p>
+    <w:p>
+      <w:pPr>
+        <w:jc w:val="center"/>
+        <w:rPr>
+          <w:rFonts w:ascii="Cambria" w:hAnsi="Cambria"/>
+          <w:b/>
+          <w:sz w:val="44"/>
+          <w:szCs w:val="44"/>
+        </w:rPr>
+      </w:pPr>
+      <w:r>
+        <w:rPr>
+          <w:sz w:val="24"/>
+          <w:szCs w:val="24"/>
+          <w:b/>
+        </w:rPr>
+        <w:t>Website: Huyanhrubber.com.vn</w:t>
+      </w:r>
+    </w:p>
+    <w:p>
+      <w:pPr>
+        <w:jc w:val="center"/>
+        <w:rPr>
+          <w:rFonts w:ascii="Cambria" w:hAnsi="Cambria"/>
+          <w:b/>
+          <w:sz w:val="44"/>
+          <w:szCs w:val="44"/>
+        </w:rPr>
+      </w:pPr>
+      <w:r>
+        <w:rPr>
           <w:rFonts w:ascii="Cambria" w:hAnsi="Cambria"/>
           <w:b/>
           <w:sz w:val="44"/>
@@ -291,137 +405,6 @@
           <w:i/>
           <w:sz w:val="24"/>
           <w:szCs w:val="24"/>
-        </w:rPr>
-      </w:pPr>
-    </w:p>
-    <w:p>
-      <w:pPr>
-        <w:spacing w:line="276" w:lineRule="auto"/>
-        <w:jc w:val="center"/>
-        <w:rPr>
-          <w:rFonts w:asciiTheme="majorHAnsi" w:hAnsiTheme="majorHAnsi" w:cs="Arial"/>
-          <w:b/>
-          <w:bCs/>
-          <w:sz w:val="26"/>
-          <w:szCs w:val="26"/>
-        </w:rPr>
-      </w:pPr>
-      <w:r>
-        <w:rPr>
-          <w:sz w:val="32"/>
-          <w:szCs w:val="32"/>
-          <w:b/>
-        </w:rPr>
-        <w:t>HUY ANH RUBBER COMPANY LIMITED</w:t>
-      </w:r>
-    </w:p>
-    <w:p>
-      <w:pPr>
-        <w:spacing w:line="276" w:lineRule="auto"/>
-        <w:jc w:val="center"/>
-        <w:rPr>
-          <w:rStyle w:val="Strong"/>
-          <w:rFonts w:asciiTheme="majorHAnsi" w:hAnsiTheme="majorHAnsi" w:cs="Arial"/>
-          <w:b w:val="0"/>
-          <w:sz w:val="26"/>
-          <w:szCs w:val="26"/>
-        </w:rPr>
-      </w:pPr>
-      <w:r>
-        <w:rPr>
-          <w:sz w:val="26"/>
-          <w:szCs w:val="26"/>
-        </w:rPr>
-        <w:t>KHE MA, PHONG DIEN WARD, HUE CITY, VIET NAM</w:t>
-      </w:r>
-    </w:p>
-    <w:p>
-      <w:pPr>
-        <w:spacing w:line="276" w:lineRule="auto"/>
-        <w:jc w:val="center"/>
-        <w:rPr>
-          <w:rStyle w:val="Strong"/>
-          <w:rFonts w:asciiTheme="majorHAnsi" w:hAnsiTheme="majorHAnsi" w:cs="Arial"/>
-          <w:b w:val="0"/>
-          <w:sz w:val="26"/>
-          <w:szCs w:val="26"/>
-        </w:rPr>
-      </w:pPr>
-      <w:r>
-        <w:rPr>
-          <w:sz w:val="26"/>
-          <w:szCs w:val="26"/>
-        </w:rPr>
-        <w:t>TEL: 054.3774994       FAX: 054.3774995</w:t>
-      </w:r>
-    </w:p>
-    <w:p>
-      <w:pPr>
-        <w:spacing w:line="276" w:lineRule="auto"/>
-        <w:jc w:val="center"/>
-        <w:rPr>
-          <w:rStyle w:val="Strong"/>
-          <w:rFonts w:asciiTheme="majorHAnsi" w:hAnsiTheme="majorHAnsi" w:cs="Arial"/>
-          <w:b w:val="0"/>
-          <w:sz w:val="26"/>
-          <w:szCs w:val="26"/>
-        </w:rPr>
-      </w:pPr>
-      <w:r>
-        <w:rPr>
-          <w:sz w:val="22"/>
-          <w:szCs w:val="22"/>
-        </w:rPr>
-        <w:t>Mobi/Whatsapp: +84971619955 | +84 974398488</w:t>
-      </w:r>
-    </w:p>
-    <w:p>
-      <w:pPr>
-        <w:spacing w:line="276" w:lineRule="auto"/>
-        <w:jc w:val="center"/>
-        <w:rPr>
-          <w:rStyle w:val="Strong"/>
-          <w:rFonts w:asciiTheme="majorHAnsi" w:hAnsiTheme="majorHAnsi" w:cs="Arial"/>
-          <w:b w:val="0"/>
-          <w:sz w:val="26"/>
-          <w:szCs w:val="26"/>
-        </w:rPr>
-      </w:pPr>
-      <w:r>
-        <w:rPr>
-          <w:sz w:val="22"/>
-          <w:szCs w:val="22"/>
-        </w:rPr>
-        <w:t>Email: Sales@huyanhrubber.com | Huylv@huyanhrubber.com</w:t>
-      </w:r>
-    </w:p>
-    <w:p>
-      <w:pPr>
-        <w:spacing w:line="276" w:lineRule="auto"/>
-        <w:jc w:val="center"/>
-        <w:rPr>
-          <w:rStyle w:val="Strong"/>
-          <w:rFonts w:asciiTheme="majorHAnsi" w:hAnsiTheme="majorHAnsi" w:cs="Arial"/>
-          <w:b w:val="0"/>
-          <w:sz w:val="26"/>
-          <w:szCs w:val="26"/>
-        </w:rPr>
-      </w:pPr>
-      <w:r>
-        <w:rPr>
-          <w:sz w:val="22"/>
-          <w:szCs w:val="22"/>
-        </w:rPr>
-        <w:t>Website: Huyanhrubber.com.vn</w:t>
-      </w:r>
-    </w:p>
-    <w:p>
-      <w:pPr>
-        <w:jc w:val="both"/>
-        <w:rPr>
-          <w:rFonts w:asciiTheme="majorHAnsi" w:hAnsiTheme="majorHAnsi"/>
-          <w:sz w:val="26"/>
-          <w:szCs w:val="26"/>
         </w:rPr>
       </w:pPr>
     </w:p>

--- a/public/contract-templates/template_SC_FOB.docx
+++ b/public/contract-templates/template_SC_FOB.docx
@@ -223,120 +223,6 @@
       </w:pPr>
       <w:r>
         <w:rPr>
-          <w:sz w:val="40"/>
-          <w:szCs w:val="40"/>
-          <w:b/>
-        </w:rPr>
-        <w:t>HUY ANH RUBBER COMPANY LIMITED</w:t>
-      </w:r>
-    </w:p>
-    <w:p>
-      <w:pPr>
-        <w:jc w:val="center"/>
-        <w:rPr>
-          <w:rFonts w:ascii="Cambria" w:hAnsi="Cambria"/>
-          <w:b/>
-          <w:sz w:val="44"/>
-          <w:szCs w:val="44"/>
-        </w:rPr>
-      </w:pPr>
-      <w:r>
-        <w:rPr>
-          <w:sz w:val="26"/>
-          <w:szCs w:val="26"/>
-          <w:b/>
-        </w:rPr>
-        <w:t>KHE MA, PHONG DIEN WARD, HUE CITY, VIET NAM</w:t>
-      </w:r>
-    </w:p>
-    <w:p>
-      <w:pPr>
-        <w:jc w:val="center"/>
-        <w:rPr>
-          <w:rFonts w:ascii="Cambria" w:hAnsi="Cambria"/>
-          <w:b/>
-          <w:sz w:val="44"/>
-          <w:szCs w:val="44"/>
-        </w:rPr>
-      </w:pPr>
-      <w:r>
-        <w:rPr>
-          <w:sz w:val="26"/>
-          <w:szCs w:val="26"/>
-          <w:b/>
-        </w:rPr>
-        <w:t>TEL: 054.3774994       FAX: 054.3774995</w:t>
-      </w:r>
-    </w:p>
-    <w:p>
-      <w:pPr>
-        <w:jc w:val="center"/>
-        <w:rPr>
-          <w:rFonts w:ascii="Cambria" w:hAnsi="Cambria"/>
-          <w:b/>
-          <w:sz w:val="44"/>
-          <w:szCs w:val="44"/>
-        </w:rPr>
-      </w:pPr>
-      <w:r>
-        <w:rPr>
-          <w:sz w:val="24"/>
-          <w:szCs w:val="24"/>
-          <w:b/>
-        </w:rPr>
-        <w:t>Mobi/Whatsapp: +84971619955 | +84 974398488</w:t>
-      </w:r>
-    </w:p>
-    <w:p>
-      <w:pPr>
-        <w:jc w:val="center"/>
-        <w:rPr>
-          <w:rFonts w:ascii="Cambria" w:hAnsi="Cambria"/>
-          <w:b/>
-          <w:sz w:val="44"/>
-          <w:szCs w:val="44"/>
-        </w:rPr>
-      </w:pPr>
-      <w:r>
-        <w:rPr>
-          <w:sz w:val="24"/>
-          <w:szCs w:val="24"/>
-          <w:b/>
-        </w:rPr>
-        <w:t>Email: Sales@huyanhrubber.com | Huylv@huyanhrubber.com</w:t>
-      </w:r>
-    </w:p>
-    <w:p>
-      <w:pPr>
-        <w:jc w:val="center"/>
-        <w:rPr>
-          <w:rFonts w:ascii="Cambria" w:hAnsi="Cambria"/>
-          <w:b/>
-          <w:sz w:val="44"/>
-          <w:szCs w:val="44"/>
-        </w:rPr>
-      </w:pPr>
-      <w:r>
-        <w:rPr>
-          <w:sz w:val="24"/>
-          <w:szCs w:val="24"/>
-          <w:b/>
-        </w:rPr>
-        <w:t>Website: Huyanhrubber.com.vn</w:t>
-      </w:r>
-    </w:p>
-    <w:p>
-      <w:pPr>
-        <w:jc w:val="center"/>
-        <w:rPr>
-          <w:rFonts w:ascii="Cambria" w:hAnsi="Cambria"/>
-          <w:b/>
-          <w:sz w:val="44"/>
-          <w:szCs w:val="44"/>
-        </w:rPr>
-      </w:pPr>
-      <w:r>
-        <w:rPr>
           <w:rFonts w:ascii="Cambria" w:hAnsi="Cambria"/>
           <w:b/>
           <w:sz w:val="44"/>
@@ -405,6 +291,112 @@
           <w:i/>
           <w:sz w:val="24"/>
           <w:szCs w:val="24"/>
+        </w:rPr>
+      </w:pPr>
+    </w:p>
+    <w:p>
+      <w:pPr>
+        <w:spacing w:line="276" w:lineRule="auto"/>
+        <w:jc w:val="both"/>
+        <w:rPr>
+          <w:rFonts w:asciiTheme="majorHAnsi" w:hAnsiTheme="majorHAnsi" w:cs="Arial"/>
+          <w:b/>
+          <w:bCs/>
+          <w:sz w:val="26"/>
+          <w:szCs w:val="26"/>
+        </w:rPr>
+      </w:pPr>
+      <w:r>
+        <w:rPr>
+          <w:rFonts w:asciiTheme="majorHAnsi" w:hAnsiTheme="majorHAnsi"/>
+          <w:b/>
+          <w:sz w:val="26"/>
+          <w:szCs w:val="26"/>
+          <w:u w:val="single"/>
+        </w:rPr>
+        <w:t>THE SELLER</w:t>
+      </w:r>
+      <w:r>
+        <w:rPr>
+          <w:rFonts w:asciiTheme="majorHAnsi" w:hAnsiTheme="majorHAnsi"/>
+          <w:sz w:val="26"/>
+          <w:szCs w:val="26"/>
+        </w:rPr>
+        <w:t xml:space="preserve">: </w:t>
+      </w:r>
+      <w:r>
+        <w:rPr>
+          <w:rFonts w:asciiTheme="majorHAnsi" w:hAnsiTheme="majorHAnsi" w:cs="Arial"/>
+          <w:b/>
+          <w:bCs/>
+          <w:sz w:val="26"/>
+          <w:szCs w:val="26"/>
+        </w:rPr>
+        <w:t>HUY ANH RUBBER COMPANY LIMITED</w:t>
+      </w:r>
+    </w:p>
+    <w:p>
+      <w:pPr>
+        <w:spacing w:line="276" w:lineRule="auto"/>
+        <w:jc w:val="both"/>
+        <w:rPr>
+          <w:rStyle w:val="Strong"/>
+          <w:rFonts w:asciiTheme="majorHAnsi" w:hAnsiTheme="majorHAnsi" w:cs="Arial"/>
+          <w:b w:val="0"/>
+          <w:sz w:val="26"/>
+          <w:szCs w:val="26"/>
+        </w:rPr>
+      </w:pPr>
+      <w:r>
+        <w:rPr>
+          <w:rFonts w:asciiTheme="majorHAnsi" w:hAnsiTheme="majorHAnsi" w:cs="Arial"/>
+          <w:bCs/>
+          <w:sz w:val="26"/>
+          <w:szCs w:val="26"/>
+        </w:rPr>
+        <w:t>KHE MA , PHONG DIEN WARD, HUE CITY, VIETNAM</w:t>
+      </w:r>
+      <w:r>
+        <w:rPr>
+          <w:rStyle w:val="Strong"/>
+          <w:rFonts w:asciiTheme="majorHAnsi" w:hAnsiTheme="majorHAnsi" w:cs="Arial"/>
+          <w:b w:val="0"/>
+          <w:sz w:val="26"/>
+          <w:szCs w:val="26"/>
+        </w:rPr>
+        <w:t xml:space="preserve"> </w:t>
+      </w:r>
+    </w:p>
+    <w:p>
+      <w:pPr>
+        <w:spacing w:line="276" w:lineRule="auto"/>
+        <w:jc w:val="both"/>
+        <w:rPr>
+          <w:rStyle w:val="Strong"/>
+          <w:rFonts w:asciiTheme="majorHAnsi" w:hAnsiTheme="majorHAnsi" w:cs="Arial"/>
+          <w:b w:val="0"/>
+          <w:sz w:val="26"/>
+          <w:szCs w:val="26"/>
+        </w:rPr>
+      </w:pPr>
+      <w:r>
+        <w:rPr>
+          <w:rStyle w:val="Strong"/>
+          <w:rFonts w:asciiTheme="majorHAnsi" w:hAnsiTheme="majorHAnsi" w:cs="Arial"/>
+          <w:b w:val="0"/>
+          <w:sz w:val="26"/>
+          <w:szCs w:val="26"/>
+        </w:rPr>
+        <w:t>Tel: +84-0234 3774994      Fax: +84-0234 3774995</w:t>
+      </w:r>
+    </w:p>
+    <w:p>
+      <w:pPr>
+        <w:jc w:val="both"/>
+        <w:rPr>
+          <w:rFonts w:asciiTheme="majorHAnsi" w:hAnsiTheme="majorHAnsi"/>
+          <w:sz w:val="26"/>
+          <w:szCs w:val="26"/>
         </w:rPr>
       </w:pPr>
     </w:p>

--- a/public/contract-templates/template_SC_FOB.docx
+++ b/public/contract-templates/template_SC_FOB.docx
@@ -234,7 +234,7 @@
     <w:p>
       <w:pPr>
         <w:ind w:left="5760" w:firstLine="720"/>
-        <w:jc w:val="center"/>
+        <w:jc w:val="right"/>
         <w:rPr>
           <w:rFonts w:ascii="Cambria" w:hAnsi="Cambria"/>
           <w:b/>
@@ -249,8 +249,8 @@
           <w:rFonts w:ascii="Cambria" w:hAnsi="Cambria"/>
           <w:b/>
           <w:i/>
-          <w:sz w:val="28"/>
-          <w:szCs w:val="28"/>
+          <w:sz w:val="24"/>
+          <w:szCs w:val="24"/>
         </w:rPr>
         <w:t>No.: {contract_no}</w:t>
       </w:r>
@@ -258,7 +258,7 @@
     <w:p>
       <w:pPr>
         <w:ind w:left="5760" w:firstLine="720"/>
-        <w:jc w:val="center"/>
+        <w:jc w:val="right"/>
         <w:rPr>
           <w:rFonts w:ascii="Cambria" w:hAnsi="Cambria"/>
           <w:b/>
@@ -274,8 +274,8 @@
           <w:rFonts w:ascii="Cambria" w:hAnsi="Cambria"/>
           <w:b/>
           <w:i/>
-          <w:sz w:val="28"/>
-          <w:szCs w:val="28"/>
+          <w:sz w:val="24"/>
+          <w:szCs w:val="24"/>
         </w:rPr>
         <w:t>Date: {contract_date}</w:t>
       </w:r>

--- a/public/contract-templates/template_SC_FOB.docx
+++ b/public/contract-templates/template_SC_FOB.docx
@@ -1244,7 +1244,6 @@
           <w:szCs w:val="26"/>
           <w:lang w:val="vi-VN"/>
         </w:rPr>
-        <w:t xml:space="preserve">                                       </w:t>
       </w:r>
     </w:p>
     <w:p>
@@ -4145,84 +4144,82 @@
     </w:p>
     <w:p>
       <w:pPr>
+        <w:jc w:val="both"/>
+        <w:rPr>
+          <w:rFonts w:ascii="Cambria" w:hAnsi="Cambria"/>
+          <w:b/>
+          <w:color w:val="000000" w:themeColor="text1"/>
+          <w:sz w:val="25"/>
+          <w:szCs w:val="25"/>
+        </w:rPr>
+      </w:pPr>
+      <w:r>
+        <w:rPr>
+          <w:rFonts w:ascii="Cambria" w:hAnsi="Cambria"/>
+          <w:b/>
+          <w:color w:val="000000" w:themeColor="text1"/>
+          <w:sz w:val="25"/>
+          <w:szCs w:val="25"/>
+        </w:rPr>
+        <w:t>FOR THE BUYER</w:t>
+      </w:r>
+      <w:r>
+        <w:rPr>
+          <w:rFonts w:ascii="Cambria" w:hAnsi="Cambria"/>
+          <w:color w:val="000000" w:themeColor="text1"/>
+          <w:sz w:val="25"/>
+          <w:szCs w:val="25"/>
+        </w:rPr>
+        <w:tab/>
+      </w:r>
+      <w:r>
+        <w:rPr>
+          <w:rFonts w:ascii="Cambria" w:hAnsi="Cambria"/>
+          <w:color w:val="000000" w:themeColor="text1"/>
+          <w:sz w:val="25"/>
+          <w:szCs w:val="25"/>
+        </w:rPr>
+        <w:tab/>
+      </w:r>
+      <w:r>
+        <w:rPr>
+          <w:rFonts w:ascii="Cambria" w:hAnsi="Cambria"/>
+          <w:color w:val="000000" w:themeColor="text1"/>
+          <w:sz w:val="25"/>
+          <w:szCs w:val="25"/>
+        </w:rPr>
+        <w:tab/>
+        <w:t xml:space="preserve">                                     </w:t>
+      </w:r>
+      <w:r>
+        <w:rPr>
+          <w:rFonts w:ascii="Cambria" w:hAnsi="Cambria"/>
+          <w:b/>
+          <w:color w:val="000000" w:themeColor="text1"/>
+          <w:sz w:val="25"/>
+          <w:szCs w:val="25"/>
+        </w:rPr>
+        <w:t>FOR THE SELLER</w:t>
+      </w:r>
+    </w:p>
+    <w:p>
+      <w:pPr>
         <w:ind w:firstLine="720"/>
         <w:jc w:val="both"/>
         <w:rPr>
           <w:rFonts w:ascii="Cambria" w:hAnsi="Cambria"/>
-          <w:b/>
-          <w:color w:val="000000" w:themeColor="text1"/>
-          <w:sz w:val="25"/>
-          <w:szCs w:val="25"/>
-        </w:rPr>
-      </w:pPr>
-      <w:r>
-        <w:rPr>
-          <w:rFonts w:ascii="Cambria" w:hAnsi="Cambria"/>
-          <w:b/>
-          <w:color w:val="000000" w:themeColor="text1"/>
-          <w:sz w:val="25"/>
-          <w:szCs w:val="25"/>
-        </w:rPr>
-        <w:t>FOR THE BUYER</w:t>
-      </w:r>
-      <w:r>
-        <w:rPr>
-          <w:rFonts w:ascii="Cambria" w:hAnsi="Cambria"/>
-          <w:color w:val="000000" w:themeColor="text1"/>
-          <w:sz w:val="25"/>
-          <w:szCs w:val="25"/>
-        </w:rPr>
-        <w:tab/>
-      </w:r>
-      <w:r>
-        <w:rPr>
-          <w:rFonts w:ascii="Cambria" w:hAnsi="Cambria"/>
-          <w:color w:val="000000" w:themeColor="text1"/>
-          <w:sz w:val="25"/>
-          <w:szCs w:val="25"/>
-        </w:rPr>
-        <w:tab/>
-      </w:r>
-      <w:r>
-        <w:rPr>
-          <w:rFonts w:ascii="Cambria" w:hAnsi="Cambria"/>
-          <w:color w:val="000000" w:themeColor="text1"/>
-          <w:sz w:val="25"/>
-          <w:szCs w:val="25"/>
-        </w:rPr>
-        <w:tab/>
-        <w:t xml:space="preserve">                                     </w:t>
-      </w:r>
-      <w:r>
-        <w:rPr>
-          <w:rFonts w:ascii="Cambria" w:hAnsi="Cambria"/>
-          <w:b/>
-          <w:color w:val="000000" w:themeColor="text1"/>
-          <w:sz w:val="25"/>
-          <w:szCs w:val="25"/>
-        </w:rPr>
-        <w:t>FOR THE SELLER</w:t>
-      </w:r>
-    </w:p>
-    <w:p>
-      <w:pPr>
-        <w:ind w:firstLine="720"/>
-        <w:jc w:val="both"/>
-        <w:rPr>
-          <w:rFonts w:ascii="Cambria" w:hAnsi="Cambria"/>
-          <w:color w:val="000000" w:themeColor="text1"/>
-          <w:sz w:val="25"/>
-          <w:szCs w:val="25"/>
-        </w:rPr>
-      </w:pPr>
-      <w:r>
-        <w:rPr>
-          <w:rFonts w:ascii="Cambria" w:hAnsi="Cambria"/>
-          <w:color w:val="000000" w:themeColor="text1"/>
-          <w:sz w:val="25"/>
-          <w:szCs w:val="25"/>
-        </w:rPr>
-        <w:t xml:space="preserve">                                                                                                    </w:t>
+          <w:color w:val="000000" w:themeColor="text1"/>
+          <w:sz w:val="25"/>
+          <w:szCs w:val="25"/>
+        </w:rPr>
+      </w:pPr>
+      <w:r>
+        <w:rPr>
+          <w:rFonts w:ascii="Cambria" w:hAnsi="Cambria"/>
+          <w:color w:val="000000" w:themeColor="text1"/>
+          <w:sz w:val="25"/>
+          <w:szCs w:val="25"/>
+        </w:rPr>
       </w:r>
     </w:p>
     <w:p>

--- a/public/contract-templates/template_SC_FOB.docx
+++ b/public/contract-templates/template_SC_FOB.docx
@@ -4030,98 +4030,23 @@
           <w:sz w:val="25"/>
           <w:szCs w:val="25"/>
         </w:rPr>
-        <w:t>Arbitration, if any, by SICOM Singapore arbitration clause as follow:</w:t>
-      </w:r>
-      <w:r>
-        <w:rPr>
-          <w:rFonts w:ascii="Cambria" w:hAnsi="Cambria"/>
-          <w:sz w:val="25"/>
-          <w:szCs w:val="25"/>
-        </w:rPr>
+        <w:t>Arbitration, if any, by {arbitration} arbitration clause as follow:</w:t>
         <w:br/>
         <w:t>The parties shall first attempt to resolve any dispute arising from or in connection</w:t>
-      </w:r>
-      <w:r>
-        <w:rPr>
-          <w:rFonts w:ascii="Cambria" w:hAnsi="Cambria"/>
-          <w:sz w:val="25"/>
-          <w:szCs w:val="25"/>
-        </w:rPr>
         <w:br/>
         <w:t>with this contract by way of good faith negotiations, failing which, such disputes shall be</w:t>
-      </w:r>
-      <w:r>
-        <w:rPr>
-          <w:rFonts w:ascii="Cambria" w:hAnsi="Cambria"/>
-          <w:sz w:val="25"/>
-          <w:szCs w:val="25"/>
-        </w:rPr>
         <w:br/>
         <w:t>referred by either party to and finally resolved by arbitration in Singapore in accordance</w:t>
-      </w:r>
-      <w:r>
-        <w:rPr>
-          <w:rFonts w:ascii="Cambria" w:hAnsi="Cambria"/>
-          <w:sz w:val="25"/>
-          <w:szCs w:val="25"/>
-        </w:rPr>
         <w:br/>
         <w:t>with the Singapore Commodity Exchange Limited (“SICOM”) arbitration rules for physical</w:t>
-      </w:r>
-      <w:r>
-        <w:rPr>
-          <w:rFonts w:ascii="Cambria" w:hAnsi="Cambria"/>
-          <w:sz w:val="25"/>
-          <w:szCs w:val="25"/>
-        </w:rPr>
         <w:br/>
         <w:t>rubber contract as may be prevailing the award of the SICOM shall be final and binding</w:t>
-      </w:r>
-      <w:r>
-        <w:rPr>
-          <w:rFonts w:ascii="Cambria" w:hAnsi="Cambria"/>
-          <w:sz w:val="25"/>
-          <w:szCs w:val="25"/>
-        </w:rPr>
         <w:br/>
         <w:t>upon the parties.</w:t>
-      </w:r>
-      <w:r>
-        <w:rPr>
-          <w:rFonts w:ascii="Cambria" w:hAnsi="Cambria"/>
-          <w:sz w:val="25"/>
-          <w:szCs w:val="25"/>
-        </w:rPr>
         <w:br/>
-      </w:r>
-      <w:r>
-        <w:rPr>
-          <w:rFonts w:ascii="Cambria" w:hAnsi="Cambria"/>
-          <w:sz w:val="25"/>
-          <w:szCs w:val="25"/>
-        </w:rPr>
-        <w:lastRenderedPageBreak/>
         <w:t xml:space="preserve">     This contract is made in English and comes into effect from signing date.</w:t>
-      </w:r>
-      <w:r>
-        <w:rPr>
-          <w:rFonts w:ascii="Cambria" w:hAnsi="Cambria"/>
-          <w:sz w:val="25"/>
-          <w:szCs w:val="25"/>
-        </w:rPr>
         <w:br/>
-        <w:t xml:space="preserve">     This contract is made through facsimile or scan with the same value as original one</w:t>
-      </w:r>
-      <w:r>
-        <w:rPr>
-          <w:rFonts w:ascii="Cambria" w:hAnsi="Cambria"/>
-          <w:color w:val="212120"/>
-          <w:kern w:val="28"/>
-          <w:sz w:val="25"/>
-          <w:szCs w:val="25"/>
-          <w:lang w:eastAsia="en-US"/>
-        </w:rPr>
-        <w:t>.</w:t>
+        <w:t xml:space="preserve">     This contract is made through facsimile or scan with the same value as original one.</w:t>
       </w:r>
     </w:p>
     <w:p>

--- a/public/contract-templates/template_SC_FOB.docx
+++ b/public/contract-templates/template_SC_FOB.docx
@@ -1317,11 +1317,6 @@
       </w:r>
     </w:p>
     <w:p>
-      <w:r>
-        <w:t>{#has_extra_terms}Other Conditions: {extra_terms}{/has_extra_terms}</w:t>
-      </w:r>
-    </w:p>
-    <w:p>
       <w:pPr>
         <w:spacing w:line="276" w:lineRule="auto"/>
         <w:jc w:val="both"/>
@@ -1808,6 +1803,36 @@
           <w:lang w:val="en-US" w:eastAsia="en-US"/>
         </w:rPr>
         <w:t>Phytosanitary Certificate</w:t>
+      </w:r>
+    </w:p>
+    <w:p>
+      <w:pPr>
+        <w:pStyle w:val="ListParagraph"/>
+        <w:autoSpaceDE w:val="0"/>
+        <w:autoSpaceDN w:val="0"/>
+        <w:adjustRightInd w:val="0"/>
+        <w:spacing w:line="276" w:lineRule="auto"/>
+        <w:ind w:left="502"/>
+        <w:jc w:val="both"/>
+        <w:rPr>
+          <w:rFonts w:asciiTheme="majorHAnsi" w:hAnsiTheme="majorHAnsi"/>
+          <w:color w:val="212120"/>
+          <w:kern w:val="28"/>
+          <w:sz w:val="26"/>
+          <w:szCs w:val="26"/>
+          <w:lang w:val="en-US" w:eastAsia="en-US"/>
+        </w:rPr>
+      </w:pPr>
+      <w:r>
+        <w:rPr>
+          <w:rFonts w:asciiTheme="majorHAnsi" w:hAnsiTheme="majorHAnsi"/>
+          <w:color w:val="212120"/>
+          <w:kern w:val="28"/>
+          <w:sz w:val="26"/>
+          <w:szCs w:val="26"/>
+          <w:lang w:val="en-US" w:eastAsia="en-US"/>
+        </w:rPr>
+        <w:t xml:space="preserve">{#has_extra_terms}Other Conditions: {extra_terms}{/has_extra_terms}</w:t>
       </w:r>
     </w:p>
     <w:p>

--- a/public/contract-templates/template_SC_FOB.docx
+++ b/public/contract-templates/template_SC_FOB.docx
@@ -1209,7 +1209,7 @@
     <w:p>
       <w:pPr>
         <w:spacing w:line="276" w:lineRule="auto"/>
-        <w:jc w:val="both"/>
+        <w:jc w:val="left"/>
         <w:rPr>
           <w:rFonts w:asciiTheme="majorHAnsi" w:hAnsiTheme="majorHAnsi"/>
           <w:sz w:val="26"/>
@@ -1298,7 +1298,7 @@
     <w:p>
       <w:pPr>
         <w:spacing w:line="276" w:lineRule="auto"/>
-        <w:jc w:val="both"/>
+        <w:jc w:val="left"/>
         <w:rPr>
           <w:rFonts w:asciiTheme="majorHAnsi" w:hAnsiTheme="majorHAnsi"/>
           <w:sz w:val="26"/>
